--- a/izvestaj/Pravna_analiza_odgovornost_Begej.docx
+++ b/izvestaj/Pravna_analiza_odgovornost_Begej.docx
@@ -8,6 +8,9 @@
         <w:jc w:val="center"/>
       </w:pPr>
       <w:r>
+        <w:rPr>
+          <w:color w:val="000000"/>
+        </w:rPr>
         <w:t>ПРАВНА АНАЛИЗА</w:t>
       </w:r>
     </w:p>
@@ -16,6 +19,9 @@
         <w:pStyle w:val="Heading2"/>
       </w:pPr>
       <w:r>
+        <w:rPr>
+          <w:color w:val="000000"/>
+        </w:rPr>
         <w:t>Одговорност лица коме је брод предат ради ремонта (оправљања) за нестанак и оштећење делова брода до примопредаје наручиоцу</w:t>
       </w:r>
     </w:p>
@@ -37,6 +43,9 @@
         <w:pStyle w:val="Heading2"/>
       </w:pPr>
       <w:r>
+        <w:rPr>
+          <w:color w:val="000000"/>
+        </w:rPr>
         <w:t>1. ПРАВНА КВАЛИФИКАЦИЈА ОДНОСА</w:t>
       </w:r>
     </w:p>
@@ -97,6 +106,9 @@
         <w:pStyle w:val="Heading2"/>
       </w:pPr>
       <w:r>
+        <w:rPr>
+          <w:color w:val="000000"/>
+        </w:rPr>
         <w:t>2. ОДГОВОР НА ПИТАЊЕ КО ЈЕ БИО ДУЖАН ДА ИЗВРШИ ПРИМОПРЕДАЈУ</w:t>
       </w:r>
     </w:p>
@@ -171,6 +183,9 @@
         <w:pStyle w:val="Heading2"/>
       </w:pPr>
       <w:r>
+        <w:rPr>
+          <w:color w:val="000000"/>
+        </w:rPr>
         <w:t>3. РИЗИК И ТЕРЕТ ОДГОВОРНОСТИ ДО ПРЕДАЈЕ</w:t>
       </w:r>
     </w:p>
@@ -288,6 +303,9 @@
         <w:pStyle w:val="Heading2"/>
       </w:pPr>
       <w:r>
+        <w:rPr>
+          <w:color w:val="000000"/>
+        </w:rPr>
         <w:t>4. СТАНДАРД ПАЖЊЕ — ПОЈАЧАНА ОДГОВОРНОСТ ПРОФЕСИОНАЛЦА</w:t>
       </w:r>
     </w:p>
@@ -345,6 +363,9 @@
         <w:pStyle w:val="Heading2"/>
       </w:pPr>
       <w:r>
+        <w:rPr>
+          <w:color w:val="000000"/>
+        </w:rPr>
         <w:t>5. ОСНОВ И ПРЕТПОСТАВКА ОДГОВОРНОСТИ — ТЕРЕТ ДОКАЗИВАЊА НА ШТЕТНИКУ</w:t>
       </w:r>
     </w:p>
@@ -427,6 +448,9 @@
         <w:pStyle w:val="Heading2"/>
       </w:pPr>
       <w:r>
+        <w:rPr>
+          <w:color w:val="000000"/>
+        </w:rPr>
         <w:t>6. СУПСИДИЈАРНИ ОСНОВ — ПРАВИЛА ОСТАВЕ (СХОДНА ПРИМЕНА)</w:t>
       </w:r>
     </w:p>
@@ -482,6 +506,9 @@
         <w:pStyle w:val="Heading2"/>
       </w:pPr>
       <w:r>
+        <w:rPr>
+          <w:color w:val="000000"/>
+        </w:rPr>
         <w:t>7. СУДСКА ПРАКСА (ВЕРИФИКОВАНО — ДЕТАЉНО У ПОСЕБНИМ ДОКУМЕНТИМА)</w:t>
       </w:r>
     </w:p>
@@ -569,6 +596,9 @@
         <w:pStyle w:val="Heading2"/>
       </w:pPr>
       <w:r>
+        <w:rPr>
+          <w:color w:val="000000"/>
+        </w:rPr>
         <w:t>8. ЗАКЉУЧАК</w:t>
       </w:r>
     </w:p>

--- a/izvestaj/Pravna_analiza_odgovornost_Begej.docx
+++ b/izvestaj/Pravna_analiza_odgovornost_Begej.docx
@@ -658,7 +658,7 @@
     </w:p>
     <w:sectPr>
       <w:pgSz w:w="12240" w:h="15840"/>
-      <w:pgMar w:top="1440" w:right="1417" w:bottom="1440" w:left="1417" w:header="720" w:footer="720" w:gutter="0"/>
+      <w:pgMar w:top="1440" w:right="1440" w:bottom="1440" w:left="1440" w:header="720" w:footer="720" w:gutter="0"/>
       <w:cols w:space="720"/>
       <w:docGrid w:linePitch="360"/>
     </w:sectPr>
@@ -1031,7 +1031,7 @@
     <w:rsid w:val="00FC693F"/>
     <w:rPr>
       <w:rFonts w:ascii="Times New Roman" w:hAnsi="Times New Roman"/>
-      <w:sz w:val="22"/>
+      <w:sz w:val="24"/>
     </w:rPr>
   </w:style>
   <w:style w:type="paragraph" w:styleId="Header">
